--- a/files/YaoZHIhu/姚勇奇闻目录%/姚勇奇闻目录.docx
+++ b/files/YaoZHIhu/姚勇奇闻目录%/姚勇奇闻目录.docx
@@ -28,7 +28,7 @@
           <w:color w:val="5F6368"/>
           <w:sz w:val="16"/>
         </w:rPr>
-        <w:t>登记 1 篇｜更新 2026-09-06 18:00 UTC｜口令：“收录姚勇奇闻”</w:t>
+        <w:t>登记 4 篇｜更新 2026-09-20 06:45 UTC｜口令：“收录姚勇奇闻”</w:t>
       </w:r>
     </w:p>
     <w:tbl>
@@ -229,6 +229,308 @@
                 <w:sz w:val="15"/>
               </w:rPr>
               <w:t>原文：https://www.zhihu.com/question/419475427/answer/1877275848</w:t>
+            </w:r>
+          </w:p>
+        </w:tc>
+      </w:tr>
+      <w:tr>
+        <w:tc>
+          <w:tcPr>
+            <w:tcW w:type="dxa" w:w="792"/>
+            <w:vAlign w:val="center"/>
+            <w:shd w:fill="FAF7FC"/>
+          </w:tcPr>
+          <w:p>
+            <w:pPr>
+              <w:spacing w:before="0" w:after="0" w:line="240" w:lineRule="auto"/>
+              <w:jc w:val="center"/>
+            </w:pPr>
+            <w:r>
+              <w:rPr>
+                <w:rFonts w:ascii="宋体" w:hAnsi="宋体" w:eastAsia="宋体"/>
+                <w:b w:val="0"/>
+                <w:sz w:val="17"/>
+              </w:rPr>
+              <w:t>2</w:t>
+            </w:r>
+          </w:p>
+        </w:tc>
+        <w:tc>
+          <w:tcPr>
+            <w:tcW w:type="dxa" w:w="3960"/>
+            <w:vAlign w:val="center"/>
+            <w:shd w:fill="FAF7FC"/>
+          </w:tcPr>
+          <w:p>
+            <w:pPr>
+              <w:spacing w:before="0" w:after="0" w:line="240" w:lineRule="auto"/>
+              <w:jc w:val="left"/>
+            </w:pPr>
+            <w:r>
+              <w:rPr>
+                <w:rFonts w:ascii="宋体" w:hAnsi="宋体" w:eastAsia="宋体"/>
+                <w:b w:val="0"/>
+                <w:sz w:val="17"/>
+              </w:rPr>
+              <w:t>2比尔盖茨警告LLM：微软自己的LLM+呢？.docx</w:t>
+            </w:r>
+          </w:p>
+        </w:tc>
+        <w:tc>
+          <w:tcPr>
+            <w:tcW w:type="dxa" w:w="2376"/>
+            <w:vAlign w:val="center"/>
+            <w:shd w:fill="FAF7FC"/>
+          </w:tcPr>
+          <w:p>
+            <w:pPr>
+              <w:spacing w:before="0" w:after="0" w:line="240" w:lineRule="auto"/>
+              <w:jc w:val="left"/>
+            </w:pPr>
+            <w:r>
+              <w:rPr>
+                <w:rFonts w:ascii="宋体" w:hAnsi="宋体" w:eastAsia="宋体"/>
+                <w:b w:val="0"/>
+                <w:sz w:val="17"/>
+              </w:rPr>
+              <w:t>发布：2026-08-27 12:22（截图）</w:t>
+              <w:br/>
+              <w:t>编辑：未知</w:t>
+            </w:r>
+          </w:p>
+        </w:tc>
+        <w:tc>
+          <w:tcPr>
+            <w:tcW w:type="dxa" w:w="3528"/>
+            <w:vAlign w:val="center"/>
+            <w:shd w:fill="FAF7FC"/>
+          </w:tcPr>
+          <w:p>
+            <w:pPr>
+              <w:spacing w:before="0" w:after="0" w:line="240" w:lineRule="auto"/>
+              <w:jc w:val="left"/>
+            </w:pPr>
+            <w:r>
+              <w:rPr>
+                <w:rFonts w:ascii="宋体" w:hAnsi="宋体" w:eastAsia="宋体"/>
+                <w:b w:val="0"/>
+                <w:sz w:val="17"/>
+              </w:rPr>
+              <w:t>约184字｜0个标题｜8段｜已生成｜完整一句话｜信息流可见部分</w:t>
+            </w:r>
+          </w:p>
+          <w:p>
+            <w:pPr>
+              <w:spacing w:before="0" w:after="0" w:line="240" w:lineRule="auto"/>
+            </w:pPr>
+            <w:r>
+              <w:rPr>
+                <w:rFonts w:ascii="宋体" w:hAnsi="宋体" w:eastAsia="宋体"/>
+                <w:b w:val="0"/>
+                <w:color w:val="583F70"/>
+                <w:sz w:val="15"/>
+              </w:rPr>
+              <w:t>原文：https://www.zhihu.com/question/2076242797019882645/answer/2076283494234330397</w:t>
+            </w:r>
+          </w:p>
+        </w:tc>
+      </w:tr>
+      <w:tr>
+        <w:tc>
+          <w:tcPr>
+            <w:tcW w:type="dxa" w:w="792"/>
+            <w:vAlign w:val="center"/>
+          </w:tcPr>
+          <w:p>
+            <w:pPr>
+              <w:spacing w:before="0" w:after="0" w:line="240" w:lineRule="auto"/>
+              <w:jc w:val="center"/>
+            </w:pPr>
+            <w:r>
+              <w:rPr>
+                <w:rFonts w:ascii="宋体" w:hAnsi="宋体" w:eastAsia="宋体"/>
+                <w:b w:val="0"/>
+                <w:sz w:val="17"/>
+              </w:rPr>
+              <w:t>3</w:t>
+            </w:r>
+          </w:p>
+        </w:tc>
+        <w:tc>
+          <w:tcPr>
+            <w:tcW w:type="dxa" w:w="3960"/>
+            <w:vAlign w:val="center"/>
+          </w:tcPr>
+          <w:p>
+            <w:pPr>
+              <w:spacing w:before="0" w:after="0" w:line="240" w:lineRule="auto"/>
+              <w:jc w:val="left"/>
+            </w:pPr>
+            <w:r>
+              <w:rPr>
+                <w:rFonts w:ascii="宋体" w:hAnsi="宋体" w:eastAsia="宋体"/>
+                <w:b w:val="0"/>
+                <w:sz w:val="17"/>
+              </w:rPr>
+              <w:t>3学习心理学就能一眼看穿人心吗.docx</w:t>
+            </w:r>
+          </w:p>
+        </w:tc>
+        <w:tc>
+          <w:tcPr>
+            <w:tcW w:type="dxa" w:w="2376"/>
+            <w:vAlign w:val="center"/>
+          </w:tcPr>
+          <w:p>
+            <w:pPr>
+              <w:spacing w:before="0" w:after="0" w:line="240" w:lineRule="auto"/>
+              <w:jc w:val="left"/>
+            </w:pPr>
+            <w:r>
+              <w:rPr>
+                <w:rFonts w:ascii="宋体" w:hAnsi="宋体" w:eastAsia="宋体"/>
+                <w:b w:val="0"/>
+                <w:sz w:val="17"/>
+              </w:rPr>
+              <w:t>发布：未知（截图仅显示 07-13）</w:t>
+              <w:br/>
+              <w:t>编辑：未知</w:t>
+            </w:r>
+          </w:p>
+        </w:tc>
+        <w:tc>
+          <w:tcPr>
+            <w:tcW w:type="dxa" w:w="3528"/>
+            <w:vAlign w:val="center"/>
+          </w:tcPr>
+          <w:p>
+            <w:pPr>
+              <w:spacing w:before="0" w:after="0" w:line="240" w:lineRule="auto"/>
+              <w:jc w:val="left"/>
+            </w:pPr>
+            <w:r>
+              <w:rPr>
+                <w:rFonts w:ascii="宋体" w:hAnsi="宋体" w:eastAsia="宋体"/>
+                <w:b w:val="0"/>
+                <w:sz w:val="17"/>
+              </w:rPr>
+              <w:t>约214字｜0个标题｜9段｜已生成｜仅信息流开头｜阅读全文未展开</w:t>
+            </w:r>
+          </w:p>
+          <w:p>
+            <w:pPr>
+              <w:spacing w:before="0" w:after="0" w:line="240" w:lineRule="auto"/>
+            </w:pPr>
+            <w:r>
+              <w:rPr>
+                <w:rFonts w:ascii="宋体" w:hAnsi="宋体" w:eastAsia="宋体"/>
+                <w:b w:val="0"/>
+                <w:color w:val="583F70"/>
+                <w:sz w:val="15"/>
+              </w:rPr>
+              <w:t>原文：https://www.zhihu.com/question/2041473142145771005/answer/2059808302574449053</w:t>
+            </w:r>
+          </w:p>
+        </w:tc>
+      </w:tr>
+      <w:tr>
+        <w:tc>
+          <w:tcPr>
+            <w:tcW w:type="dxa" w:w="792"/>
+            <w:vAlign w:val="center"/>
+            <w:shd w:fill="FAF7FC"/>
+          </w:tcPr>
+          <w:p>
+            <w:pPr>
+              <w:spacing w:before="0" w:after="0" w:line="240" w:lineRule="auto"/>
+              <w:jc w:val="center"/>
+            </w:pPr>
+            <w:r>
+              <w:rPr>
+                <w:rFonts w:ascii="宋体" w:hAnsi="宋体" w:eastAsia="宋体"/>
+                <w:b w:val="0"/>
+                <w:sz w:val="17"/>
+              </w:rPr>
+              <w:t>4</w:t>
+            </w:r>
+          </w:p>
+        </w:tc>
+        <w:tc>
+          <w:tcPr>
+            <w:tcW w:type="dxa" w:w="3960"/>
+            <w:vAlign w:val="center"/>
+            <w:shd w:fill="FAF7FC"/>
+          </w:tcPr>
+          <w:p>
+            <w:pPr>
+              <w:spacing w:before="0" w:after="0" w:line="240" w:lineRule="auto"/>
+              <w:jc w:val="left"/>
+            </w:pPr>
+            <w:r>
+              <w:rPr>
+                <w:rFonts w:ascii="宋体" w:hAnsi="宋体" w:eastAsia="宋体"/>
+                <w:b w:val="0"/>
+                <w:sz w:val="17"/>
+              </w:rPr>
+              <w:t>4Papi称窦文涛嘴上喊挣钱却一动不动.docx</w:t>
+            </w:r>
+          </w:p>
+        </w:tc>
+        <w:tc>
+          <w:tcPr>
+            <w:tcW w:type="dxa" w:w="2376"/>
+            <w:vAlign w:val="center"/>
+            <w:shd w:fill="FAF7FC"/>
+          </w:tcPr>
+          <w:p>
+            <w:pPr>
+              <w:spacing w:before="0" w:after="0" w:line="240" w:lineRule="auto"/>
+              <w:jc w:val="left"/>
+            </w:pPr>
+            <w:r>
+              <w:rPr>
+                <w:rFonts w:ascii="宋体" w:hAnsi="宋体" w:eastAsia="宋体"/>
+                <w:b w:val="0"/>
+                <w:sz w:val="17"/>
+              </w:rPr>
+              <w:t>发布：未知（截图仅显示 07-05）</w:t>
+              <w:br/>
+              <w:t>编辑：未知</w:t>
+            </w:r>
+          </w:p>
+        </w:tc>
+        <w:tc>
+          <w:tcPr>
+            <w:tcW w:type="dxa" w:w="3528"/>
+            <w:vAlign w:val="center"/>
+            <w:shd w:fill="FAF7FC"/>
+          </w:tcPr>
+          <w:p>
+            <w:pPr>
+              <w:spacing w:before="0" w:after="0" w:line="240" w:lineRule="auto"/>
+              <w:jc w:val="left"/>
+            </w:pPr>
+            <w:r>
+              <w:rPr>
+                <w:rFonts w:ascii="宋体" w:hAnsi="宋体" w:eastAsia="宋体"/>
+                <w:b w:val="0"/>
+                <w:sz w:val="17"/>
+              </w:rPr>
+              <w:t>约225字｜0个标题｜9段｜已生成｜仅信息流开头｜阅读全文未展开</w:t>
+            </w:r>
+          </w:p>
+          <w:p>
+            <w:pPr>
+              <w:spacing w:before="0" w:after="0" w:line="240" w:lineRule="auto"/>
+            </w:pPr>
+            <w:r>
+              <w:rPr>
+                <w:rFonts w:ascii="宋体" w:hAnsi="宋体" w:eastAsia="宋体"/>
+                <w:b w:val="0"/>
+                <w:color w:val="583F70"/>
+                <w:sz w:val="15"/>
+              </w:rPr>
+              <w:t>原文：https://www.zhihu.com/question/2055329997322293379/answer/2057061897053148752</w:t>
             </w:r>
           </w:p>
         </w:tc>

--- a/files/YaoZHIhu/姚勇奇闻目录%/姚勇奇闻目录.docx
+++ b/files/YaoZHIhu/姚勇奇闻目录%/姚勇奇闻目录.docx
@@ -28,7 +28,7 @@
           <w:color w:val="5F6368"/>
           <w:sz w:val="16"/>
         </w:rPr>
-        <w:t>登记 4 篇｜更新 2026-09-20 06:45 UTC｜口令：“收录姚勇奇闻”</w:t>
+        <w:t>登记 5 篇｜更新 2026-10-08 21:00 UTC｜口令：“收录姚勇奇闻”</w:t>
       </w:r>
     </w:p>
     <w:tbl>
@@ -535,6 +535,104 @@
           </w:p>
         </w:tc>
       </w:tr>
+      <w:tr>
+        <w:tc>
+          <w:tcPr>
+            <w:tcW w:type="dxa" w:w="792"/>
+            <w:vAlign w:val="center"/>
+          </w:tcPr>
+          <w:p>
+            <w:pPr>
+              <w:spacing w:before="0" w:after="0" w:line="240" w:lineRule="auto"/>
+              <w:jc w:val="center"/>
+            </w:pPr>
+            <w:r>
+              <w:rPr>
+                <w:rFonts w:ascii="宋体" w:hAnsi="宋体" w:eastAsia="宋体"/>
+                <w:b w:val="0"/>
+                <w:sz w:val="17"/>
+              </w:rPr>
+              <w:t>5</w:t>
+            </w:r>
+          </w:p>
+        </w:tc>
+        <w:tc>
+          <w:tcPr>
+            <w:tcW w:type="dxa" w:w="3960"/>
+            <w:vAlign w:val="center"/>
+          </w:tcPr>
+          <w:p>
+            <w:pPr>
+              <w:spacing w:before="0" w:after="0" w:line="240" w:lineRule="auto"/>
+              <w:jc w:val="left"/>
+            </w:pPr>
+            <w:r>
+              <w:rPr>
+                <w:rFonts w:ascii="宋体" w:hAnsi="宋体" w:eastAsia="宋体"/>
+                <w:b w:val="0"/>
+                <w:sz w:val="17"/>
+              </w:rPr>
+              <w:t>5如果善良总是导致自我牺牲仍是美德吗/5如果善良总是导致自我牺牲仍是美德吗.docx</w:t>
+            </w:r>
+          </w:p>
+        </w:tc>
+        <w:tc>
+          <w:tcPr>
+            <w:tcW w:type="dxa" w:w="2376"/>
+            <w:vAlign w:val="center"/>
+          </w:tcPr>
+          <w:p>
+            <w:pPr>
+              <w:spacing w:before="0" w:after="0" w:line="240" w:lineRule="auto"/>
+              <w:jc w:val="left"/>
+            </w:pPr>
+            <w:r>
+              <w:rPr>
+                <w:rFonts w:ascii="宋体" w:hAnsi="宋体" w:eastAsia="宋体"/>
+                <w:b w:val="0"/>
+                <w:sz w:val="17"/>
+              </w:rPr>
+              <w:t>发布：未知（截图未见首次发布）</w:t>
+              <w:br/>
+              <w:t>编辑：2026-01-07 14:29（正文图）</w:t>
+            </w:r>
+          </w:p>
+        </w:tc>
+        <w:tc>
+          <w:tcPr>
+            <w:tcW w:type="dxa" w:w="3528"/>
+            <w:vAlign w:val="center"/>
+          </w:tcPr>
+          <w:p>
+            <w:pPr>
+              <w:spacing w:before="0" w:after="0" w:line="240" w:lineRule="auto"/>
+              <w:jc w:val="left"/>
+            </w:pPr>
+            <w:r>
+              <w:rPr>
+                <w:rFonts w:ascii="宋体" w:hAnsi="宋体" w:eastAsia="宋体"/>
+                <w:b w:val="0"/>
+                <w:sz w:val="17"/>
+              </w:rPr>
+              <w:t>约2,756字｜0个标题｜52段｜已生成｜用户指定只进奇闻｜序号夹｜ai评价｜图二为联想非知乎评论｜DOCX含上一组问答PDF不含</w:t>
+            </w:r>
+          </w:p>
+          <w:p>
+            <w:pPr>
+              <w:spacing w:before="0" w:after="0" w:line="240" w:lineRule="auto"/>
+            </w:pPr>
+            <w:r>
+              <w:rPr>
+                <w:rFonts w:ascii="宋体" w:hAnsi="宋体" w:eastAsia="宋体"/>
+                <w:b w:val="0"/>
+                <w:color w:val="583F70"/>
+                <w:sz w:val="15"/>
+              </w:rPr>
+              <w:t>原文：https://www.zhihu.com/question/1972360290642428497/answer/2035647108485739897</w:t>
+            </w:r>
+          </w:p>
+        </w:tc>
+      </w:tr>
     </w:tbl>
     <w:sectPr>
       <w:pgSz w:w="12240" w:h="15840"/>

--- a/files/YaoZHIhu/姚勇奇闻目录%/姚勇奇闻目录.docx
+++ b/files/YaoZHIhu/姚勇奇闻目录%/姚勇奇闻目录.docx
@@ -614,7 +614,7 @@
                 <w:b w:val="0"/>
                 <w:sz w:val="17"/>
               </w:rPr>
-              <w:t>约2,756字｜0个标题｜52段｜已生成｜用户指定只进奇闻｜序号夹｜ai评价｜图二为联想非知乎评论｜DOCX含上一组问答PDF不含</w:t>
+              <w:t>约2,776字｜0个标题｜52段｜已生成｜用户指定只进奇闻｜序号夹｜ai评价｜图二为联想非知乎评论｜DOCX含上一组问答PDF不含</w:t>
             </w:r>
           </w:p>
           <w:p>
